--- a/ТЗ-mango-transcribe.docx
+++ b/ТЗ-mango-transcribe.docx
@@ -3,11 +3,6 @@
 <w:document xmlns:wpc="http://schemas.microsoft.com/office/word/2010/wordprocessingCanvas" xmlns:cx="http://schemas.microsoft.com/office/drawing/2014/chartex" xmlns:cx1="http://schemas.microsoft.com/office/drawing/2015/9/8/chartex" xmlns:cx2="http://schemas.microsoft.com/office/drawing/2015/10/21/chartex" xmlns:cx3="http://schemas.microsoft.com/office/drawing/2016/5/9/chartex" xmlns:cx4="http://schemas.microsoft.com/office/drawing/2016/5/10/chartex" xmlns:cx5="http://schemas.microsoft.com/office/drawing/2016/5/11/chartex" xmlns:cx6="http://schemas.microsoft.com/office/drawing/2016/5/12/chartex" xmlns:cx7="http://schemas.microsoft.com/office/drawing/2016/5/13/chartex" xmlns:cx8="http://schemas.microsoft.com/office/drawing/2016/5/14/chartex" xmlns:mc="http://schemas.openxmlformats.org/markup-compatibility/2006" xmlns:aink="http://schemas.microsoft.com/office/drawing/2016/ink" xmlns:am3d="http://schemas.microsoft.com/office/drawing/2017/model3d" xmlns:o="urn:schemas-microsoft-com:office:office" xmlns:oel="http://schemas.microsoft.com/office/2019/extlst" xmlns:r="http://schemas.openxmlformats.org/officeDocument/2006/relationships" xmlns:m="http://schemas.openxmlformats.org/officeDocument/2006/math" xmlns:v="urn:schemas-microsoft-com:vml" xmlns:wp14="http://schemas.microsoft.com/office/word/2010/wordprocessingDrawing" xmlns:wp="http://schemas.openxmlformats.org/drawingml/2006/wordprocessingDrawing" xmlns:w10="urn:schemas-microsoft-com:office:word" xmlns:w="http://schemas.openxmlformats.org/wordprocessingml/2006/main" xmlns:w14="http://schemas.microsoft.com/office/word/2010/wordml" xmlns:w15="http://schemas.microsoft.com/office/word/2012/wordml" xmlns:w16cex="http://schemas.microsoft.com/office/word/2018/wordml/cex" xmlns:w16cid="http://schemas.microsoft.com/office/word/2016/wordml/cid" xmlns:w16="http://schemas.microsoft.com/office/word/2018/wordml" xmlns:w16du="http://schemas.microsoft.com/office/word/2023/wordml/word16du" xmlns:w16sdtdh="http://schemas.microsoft.com/office/word/2020/wordml/sdtdatahash" xmlns:w16sdtfl="http://schemas.microsoft.com/office/word/2024/wordml/sdtformatlock" xmlns:w16se="http://schemas.microsoft.com/office/word/2015/wordml/symex" xmlns:wpg="http://schemas.microsoft.com/office/word/2010/wordprocessingGroup" xmlns:wpi="http://schemas.microsoft.com/office/word/2010/wordprocessingInk" xmlns:wne="http://schemas.microsoft.com/office/word/2006/wordml" xmlns:wps="http://schemas.microsoft.com/office/word/2010/wordprocessingShape" mc:Ignorable="w14 w15 w16se w16cid w16 w16cex w16sdtdh w16sdtfl w16du wp14">
   <w:body>
     <w:p>
-      <w:pPr>
-        <w:rPr>
-          <w:lang w:val="en-US"/>
-        </w:rPr>
-      </w:pPr>
       <w:r>
         <w:t>Техническое задание для проекта «</w:t>
       </w:r>
@@ -51,30 +46,46 @@
         <w:t>»</w:t>
       </w:r>
     </w:p>
-    <w:p>
-      <w:pPr>
-        <w:rPr>
-          <w:lang w:val="en-US"/>
-        </w:rPr>
-      </w:pPr>
-    </w:p>
-    <w:p>
-      <w:r>
-        <w:t>Стек технологий</w:t>
-      </w:r>
-    </w:p>
-    <w:p>
-      <w:pPr>
-        <w:rPr>
-          <w:lang w:val="en-US"/>
-        </w:rPr>
-      </w:pPr>
-      <w:r>
-        <w:rPr>
-          <w:lang w:val="en-US"/>
-        </w:rPr>
-        <w:t>Python, Kafka, MinIO</w:t>
-      </w:r>
+    <w:p/>
+    <w:p>
+      <w:pPr>
+        <w:rPr>
+          <w:lang w:val="en-US"/>
+        </w:rPr>
+      </w:pPr>
+      <w:r>
+        <w:t>Стек</w:t>
+      </w:r>
+      <w:r>
+        <w:rPr>
+          <w:lang w:val="en-US"/>
+        </w:rPr>
+        <w:t xml:space="preserve"> </w:t>
+      </w:r>
+      <w:r>
+        <w:t>технологий</w:t>
+      </w:r>
+    </w:p>
+    <w:p>
+      <w:pPr>
+        <w:rPr>
+          <w:lang w:val="en-US"/>
+        </w:rPr>
+      </w:pPr>
+      <w:r>
+        <w:rPr>
+          <w:lang w:val="en-US"/>
+        </w:rPr>
+        <w:t xml:space="preserve">Python, Kafka, </w:t>
+      </w:r>
+      <w:proofErr w:type="spellStart"/>
+      <w:r>
+        <w:rPr>
+          <w:lang w:val="en-US"/>
+        </w:rPr>
+        <w:t>MinIO</w:t>
+      </w:r>
+      <w:proofErr w:type="spellEnd"/>
       <w:r>
         <w:rPr>
           <w:lang w:val="en-US"/>
@@ -103,8 +114,16 @@
         <w:rPr>
           <w:lang w:val="en-US"/>
         </w:rPr>
-        <w:t>, OpenRouter</w:t>
-      </w:r>
+        <w:t xml:space="preserve">, </w:t>
+      </w:r>
+      <w:proofErr w:type="spellStart"/>
+      <w:r>
+        <w:rPr>
+          <w:lang w:val="en-US"/>
+        </w:rPr>
+        <w:t>OpenRouter</w:t>
+      </w:r>
+      <w:proofErr w:type="spellEnd"/>
     </w:p>
     <w:p>
       <w:pPr>
@@ -173,11 +192,19 @@
       <w:r>
         <w:t>Транскрибируем через ИИ (</w:t>
       </w:r>
-      <w:r>
-        <w:rPr>
-          <w:lang w:val="en-US"/>
-        </w:rPr>
-        <w:t>gpt)</w:t>
+      <w:proofErr w:type="spellStart"/>
+      <w:r>
+        <w:rPr>
+          <w:lang w:val="en-US"/>
+        </w:rPr>
+        <w:t>gpt</w:t>
+      </w:r>
+      <w:proofErr w:type="spellEnd"/>
+      <w:r>
+        <w:rPr>
+          <w:lang w:val="en-US"/>
+        </w:rPr>
+        <w:t>)</w:t>
       </w:r>
     </w:p>
     <w:p>
@@ -284,12 +311,14 @@
       <w:r>
         <w:t xml:space="preserve">В фоновом режиме записываем сам звонок в </w:t>
       </w:r>
+      <w:proofErr w:type="spellStart"/>
       <w:r>
         <w:rPr>
           <w:lang w:val="en-US"/>
         </w:rPr>
         <w:t>MinIO</w:t>
       </w:r>
+      <w:proofErr w:type="spellEnd"/>
       <w:r>
         <w:t xml:space="preserve"> </w:t>
       </w:r>
@@ -314,12 +343,14 @@
       <w:r>
         <w:t xml:space="preserve">По итогу загрузки данных в </w:t>
       </w:r>
+      <w:proofErr w:type="spellStart"/>
       <w:r>
         <w:rPr>
           <w:lang w:val="en-US"/>
         </w:rPr>
         <w:t>MinIO</w:t>
       </w:r>
+      <w:proofErr w:type="spellEnd"/>
       <w:r>
         <w:t xml:space="preserve"> </w:t>
       </w:r>
@@ -336,7 +367,15 @@
         <w:t xml:space="preserve"> </w:t>
       </w:r>
       <w:r>
-        <w:t xml:space="preserve">ставим задачу на транскрибацию через </w:t>
+        <w:t xml:space="preserve">ставим задачу на </w:t>
+      </w:r>
+      <w:proofErr w:type="spellStart"/>
+      <w:r>
+        <w:t>транскрибацию</w:t>
+      </w:r>
+      <w:proofErr w:type="spellEnd"/>
+      <w:r>
+        <w:t xml:space="preserve"> через </w:t>
       </w:r>
       <w:r>
         <w:rPr>
@@ -367,7 +406,15 @@
         </w:numPr>
       </w:pPr>
       <w:r>
-        <w:t xml:space="preserve">Получает задачу на транскрибацию через </w:t>
+        <w:t xml:space="preserve">Получает задачу на </w:t>
+      </w:r>
+      <w:proofErr w:type="spellStart"/>
+      <w:r>
+        <w:t>транскрибацию</w:t>
+      </w:r>
+      <w:proofErr w:type="spellEnd"/>
+      <w:r>
+        <w:t xml:space="preserve"> через </w:t>
       </w:r>
       <w:r>
         <w:rPr>
@@ -387,12 +434,14 @@
       <w:r>
         <w:t xml:space="preserve">Достаём звонок из </w:t>
       </w:r>
+      <w:proofErr w:type="spellStart"/>
       <w:r>
         <w:rPr>
           <w:lang w:val="en-US"/>
         </w:rPr>
         <w:t>MinIO</w:t>
       </w:r>
+      <w:proofErr w:type="spellEnd"/>
     </w:p>
     <w:p>
       <w:pPr>
@@ -403,14 +452,24 @@
         </w:numPr>
       </w:pPr>
       <w:r>
-        <w:t>Реализуем транскрибацию через ИИ (</w:t>
-      </w:r>
+        <w:t xml:space="preserve">Реализуем </w:t>
+      </w:r>
+      <w:proofErr w:type="spellStart"/>
+      <w:r>
+        <w:t>транскрибацию</w:t>
+      </w:r>
+      <w:proofErr w:type="spellEnd"/>
+      <w:r>
+        <w:t xml:space="preserve"> через ИИ (</w:t>
+      </w:r>
+      <w:proofErr w:type="spellStart"/>
       <w:r>
         <w:rPr>
           <w:lang w:val="en-US"/>
         </w:rPr>
         <w:t>gpt</w:t>
       </w:r>
+      <w:proofErr w:type="spellEnd"/>
       <w:r>
         <w:t>-4</w:t>
       </w:r>
@@ -442,7 +501,15 @@
         </w:numPr>
       </w:pPr>
       <w:r>
-        <w:t xml:space="preserve">Записываем результат транскрибации в </w:t>
+        <w:t xml:space="preserve">Записываем результат </w:t>
+      </w:r>
+      <w:proofErr w:type="spellStart"/>
+      <w:r>
+        <w:t>транскрибации</w:t>
+      </w:r>
+      <w:proofErr w:type="spellEnd"/>
+      <w:r>
+        <w:t xml:space="preserve"> в </w:t>
       </w:r>
       <w:r>
         <w:rPr>
@@ -541,12 +608,14 @@
       <w:r>
         <w:t>Реализует аналитику и формирование метрик через ИИ (</w:t>
       </w:r>
+      <w:proofErr w:type="spellStart"/>
       <w:r>
         <w:rPr>
           <w:lang w:val="en-US"/>
         </w:rPr>
         <w:t>gpt</w:t>
       </w:r>
+      <w:proofErr w:type="spellEnd"/>
       <w:r>
         <w:t>-4</w:t>
       </w:r>
@@ -747,13 +816,23 @@
       </w:r>
     </w:p>
     <w:p>
-      <w:pPr>
-        <w:rPr>
-          <w:lang w:val="en-US"/>
-        </w:rPr>
-      </w:pPr>
-      <w:r>
-        <w:t xml:space="preserve">Необходимо реализовать механизм 3 попыток выполнить задачу в случае ошибки. Только после 3 раза кидать в очередь с ошибкой. Задачи в очереди с ошибкой должны быть отправлены в другого </w:t>
+      <w:r>
+        <w:t>Необходимо реализовать механизм 3 попыток выполнить задачу в случае ошибки</w:t>
+      </w:r>
+      <w:r>
+        <w:t xml:space="preserve"> </w:t>
+      </w:r>
+      <w:r>
+        <w:t xml:space="preserve">с </w:t>
+      </w:r>
+      <w:r>
+        <w:rPr>
+          <w:lang w:val="en-US"/>
+        </w:rPr>
+        <w:t>DLQ</w:t>
+      </w:r>
+      <w:r>
+        <w:t xml:space="preserve">. Только после 3 раза кидать в очередь с ошибкой. Задачи в очереди с ошибкой должны быть отправлены в другого </w:t>
       </w:r>
       <w:r>
         <w:rPr>
@@ -771,13 +850,7 @@
         <w:t>bot</w:t>
       </w:r>
     </w:p>
-    <w:p>
-      <w:pPr>
-        <w:rPr>
-          <w:lang w:val="en-US"/>
-        </w:rPr>
-      </w:pPr>
-    </w:p>
+    <w:p/>
     <w:p>
       <w:r>
         <w:lastRenderedPageBreak/>
@@ -811,11 +884,37 @@
       <w:r>
         <w:t xml:space="preserve">кода с помощью </w:t>
       </w:r>
+      <w:proofErr w:type="spellStart"/>
       <w:r>
         <w:rPr>
           <w:lang w:val="en-US"/>
         </w:rPr>
         <w:t>pytest</w:t>
+      </w:r>
+      <w:proofErr w:type="spellEnd"/>
+    </w:p>
+    <w:p>
+      <w:pPr>
+        <w:rPr>
+          <w:lang w:val="en-US"/>
+        </w:rPr>
+      </w:pPr>
+      <w:r>
+        <w:t xml:space="preserve">Успешно выполненные </w:t>
+      </w:r>
+      <w:proofErr w:type="spellStart"/>
+      <w:r>
+        <w:t>автотесты</w:t>
+      </w:r>
+      <w:proofErr w:type="spellEnd"/>
+      <w:r>
+        <w:t xml:space="preserve"> </w:t>
+      </w:r>
+      <w:r>
+        <w:rPr>
+          <w:lang w:val="en-US"/>
+        </w:rPr>
+        <w:t>= 100%</w:t>
       </w:r>
     </w:p>
     <w:p>
@@ -846,8 +945,13 @@
         </w:rPr>
       </w:pPr>
       <w:r>
-        <w:t>Проверка доступности воркеров</w:t>
-      </w:r>
+        <w:t xml:space="preserve">Проверка доступности </w:t>
+      </w:r>
+      <w:proofErr w:type="spellStart"/>
+      <w:r>
+        <w:t>воркеров</w:t>
+      </w:r>
+      <w:proofErr w:type="spellEnd"/>
     </w:p>
     <w:p>
       <w:pPr>
@@ -889,12 +993,14 @@
       <w:r>
         <w:t xml:space="preserve">Проверка </w:t>
       </w:r>
+      <w:proofErr w:type="spellStart"/>
       <w:r>
         <w:rPr>
           <w:lang w:val="en-US"/>
         </w:rPr>
         <w:t>MinIO</w:t>
       </w:r>
+      <w:proofErr w:type="spellEnd"/>
       <w:r>
         <w:t xml:space="preserve"> </w:t>
       </w:r>
@@ -922,12 +1028,14 @@
       <w:r>
         <w:t xml:space="preserve">в </w:t>
       </w:r>
+      <w:proofErr w:type="spellStart"/>
       <w:r>
         <w:rPr>
           <w:lang w:val="en-US"/>
         </w:rPr>
         <w:t>MinIO</w:t>
       </w:r>
+      <w:proofErr w:type="spellEnd"/>
       <w:r>
         <w:t>)</w:t>
       </w:r>
@@ -980,7 +1088,15 @@
         <w:ind w:left="1418" w:hanging="1058"/>
       </w:pPr>
       <w:r>
-        <w:t xml:space="preserve">Проверка логов реализации транскрибации </w:t>
+        <w:t xml:space="preserve">Проверка логов реализации </w:t>
+      </w:r>
+      <w:proofErr w:type="spellStart"/>
+      <w:r>
+        <w:t>транскрибации</w:t>
+      </w:r>
+      <w:proofErr w:type="spellEnd"/>
+      <w:r>
+        <w:t xml:space="preserve"> </w:t>
       </w:r>
     </w:p>
     <w:p>
@@ -1128,6 +1244,11 @@
       </w:r>
     </w:p>
     <w:p>
+      <w:pPr>
+        <w:rPr>
+          <w:lang w:val="en-US"/>
+        </w:rPr>
+      </w:pPr>
       <w:r>
         <w:rPr>
           <w:rFonts w:ascii="Segoe UI Emoji" w:hAnsi="Segoe UI Emoji" w:cs="Segoe UI Emoji"/>
@@ -1157,7 +1278,15 @@
         <w:t>👤</w:t>
       </w:r>
       <w:r>
-        <w:t xml:space="preserve"> user2 · incoming · -</w:t>
+        <w:t xml:space="preserve"> user2 · </w:t>
+      </w:r>
+      <w:proofErr w:type="spellStart"/>
+      <w:r>
+        <w:t>incoming</w:t>
+      </w:r>
+      <w:proofErr w:type="spellEnd"/>
+      <w:r>
+        <w:t xml:space="preserve"> · -</w:t>
       </w:r>
       <w:r>
         <w:br/>
@@ -1193,8 +1322,19 @@
         <w:t>🎧</w:t>
       </w:r>
       <w:r>
-        <w:t xml:space="preserve"> Звонок: https://app.mango-office.ru/vpbx/queries/recording/link/MToxMDA2NDI1NzoyNjY5NzQ4OTg3Njow/play/jesl1en3dglcz7doji59paecqzouuuq3/1809703880/62bd781a69e29597462f0f7c57e81c6a96848156680a2cda510a0c05e9254082</w:t>
-      </w:r>
+        <w:t xml:space="preserve"> Звонок: </w:t>
+      </w:r>
+      <w:r>
+        <w:t xml:space="preserve">Ссылка на звонок из </w:t>
+      </w:r>
+      <w:proofErr w:type="spellStart"/>
+      <w:r>
+        <w:rPr>
+          <w:lang w:val="en-US"/>
+        </w:rPr>
+        <w:t>MinIO</w:t>
+      </w:r>
+      <w:proofErr w:type="spellEnd"/>
       <w:r>
         <w:br/>
       </w:r>
@@ -1280,7 +1420,15 @@
         <w:t>Ошибки:</w:t>
       </w:r>
       <w:r>
-        <w:t xml:space="preserve"> Не отработал возражение 'подумаю'; не зафиксировал следующий шаг с датой; не узнал имя клиента; не усилил urgency.</w:t>
+        <w:t xml:space="preserve"> Не отработал возражение 'подумаю'; не зафиксировал следующий шаг с датой; не узнал имя клиента; не усилил </w:t>
+      </w:r>
+      <w:proofErr w:type="spellStart"/>
+      <w:r>
+        <w:t>urgency</w:t>
+      </w:r>
+      <w:proofErr w:type="spellEnd"/>
+      <w:r>
+        <w:t>.</w:t>
       </w:r>
       <w:r>
         <w:br/>
@@ -1323,67 +1471,67 @@
         <w:br/>
       </w:r>
       <w:r>
+        <w:br/>
+      </w:r>
+      <w:r>
+        <w:rPr>
+          <w:rFonts w:ascii="Segoe UI Emoji" w:hAnsi="Segoe UI Emoji" w:cs="Segoe UI Emoji"/>
+        </w:rPr>
+        <w:t>👋</w:t>
+      </w:r>
+      <w:r>
+        <w:t xml:space="preserve">75 · </w:t>
+      </w:r>
+      <w:r>
+        <w:rPr>
+          <w:rFonts w:ascii="Segoe UI Emoji" w:hAnsi="Segoe UI Emoji" w:cs="Segoe UI Emoji"/>
+        </w:rPr>
+        <w:t>🔍</w:t>
+      </w:r>
+      <w:r>
+        <w:t xml:space="preserve">60 · </w:t>
+      </w:r>
+      <w:r>
+        <w:rPr>
+          <w:rFonts w:ascii="Segoe UI Emoji" w:hAnsi="Segoe UI Emoji" w:cs="Segoe UI Emoji"/>
+        </w:rPr>
+        <w:t>🔥</w:t>
+      </w:r>
+      <w:r>
+        <w:t xml:space="preserve">20 · </w:t>
+      </w:r>
+      <w:r>
+        <w:rPr>
+          <w:rFonts w:ascii="Segoe UI Emoji" w:hAnsi="Segoe UI Emoji" w:cs="Segoe UI Emoji"/>
+        </w:rPr>
+        <w:t>🎯</w:t>
+      </w:r>
+      <w:r>
+        <w:t xml:space="preserve">80 · </w:t>
+      </w:r>
+      <w:r>
+        <w:rPr>
+          <w:rFonts w:ascii="Segoe UI Symbol" w:hAnsi="Segoe UI Symbol" w:cs="Segoe UI Symbol"/>
+        </w:rPr>
+        <w:t>🛡</w:t>
+      </w:r>
+      <w:r>
+        <w:t xml:space="preserve">40 · </w:t>
+      </w:r>
+      <w:r>
+        <w:rPr>
+          <w:rFonts w:ascii="Segoe UI Emoji" w:hAnsi="Segoe UI Emoji" w:cs="Segoe UI Emoji"/>
+        </w:rPr>
+        <w:t>🏁</w:t>
+      </w:r>
+      <w:r>
+        <w:t>40</w:t>
+      </w:r>
+      <w:r>
+        <w:br/>
+      </w:r>
+      <w:r>
         <w:lastRenderedPageBreak/>
-        <w:br/>
-      </w:r>
-      <w:r>
-        <w:rPr>
-          <w:rFonts w:ascii="Segoe UI Emoji" w:hAnsi="Segoe UI Emoji" w:cs="Segoe UI Emoji"/>
-        </w:rPr>
-        <w:t>👋</w:t>
-      </w:r>
-      <w:r>
-        <w:t xml:space="preserve">75 · </w:t>
-      </w:r>
-      <w:r>
-        <w:rPr>
-          <w:rFonts w:ascii="Segoe UI Emoji" w:hAnsi="Segoe UI Emoji" w:cs="Segoe UI Emoji"/>
-        </w:rPr>
-        <w:t>🔍</w:t>
-      </w:r>
-      <w:r>
-        <w:t xml:space="preserve">60 · </w:t>
-      </w:r>
-      <w:r>
-        <w:rPr>
-          <w:rFonts w:ascii="Segoe UI Emoji" w:hAnsi="Segoe UI Emoji" w:cs="Segoe UI Emoji"/>
-        </w:rPr>
-        <w:t>🔥</w:t>
-      </w:r>
-      <w:r>
-        <w:t xml:space="preserve">20 · </w:t>
-      </w:r>
-      <w:r>
-        <w:rPr>
-          <w:rFonts w:ascii="Segoe UI Emoji" w:hAnsi="Segoe UI Emoji" w:cs="Segoe UI Emoji"/>
-        </w:rPr>
-        <w:t>🎯</w:t>
-      </w:r>
-      <w:r>
-        <w:t xml:space="preserve">80 · </w:t>
-      </w:r>
-      <w:r>
-        <w:rPr>
-          <w:rFonts w:ascii="Segoe UI Symbol" w:hAnsi="Segoe UI Symbol" w:cs="Segoe UI Symbol"/>
-        </w:rPr>
-        <w:t>🛡</w:t>
-      </w:r>
-      <w:r>
-        <w:t xml:space="preserve">40 · </w:t>
-      </w:r>
-      <w:r>
-        <w:rPr>
-          <w:rFonts w:ascii="Segoe UI Emoji" w:hAnsi="Segoe UI Emoji" w:cs="Segoe UI Emoji"/>
-        </w:rPr>
-        <w:t>🏁</w:t>
-      </w:r>
-      <w:r>
-        <w:t>40</w:t>
-      </w:r>
-      <w:r>
-        <w:br/>
-      </w:r>
-      <w:r>
         <w:br/>
       </w:r>
       <w:r>
@@ -1418,21 +1566,6 @@
         <w:br/>
         <w:t>Перезвонить клиенту через 1-2 дня, напомнить о ТО, уточнить решение, предложить даты записи и выгоды оригинального сервиса для Volvo.</w:t>
       </w:r>
-      <w:r>
-        <w:br/>
-      </w:r>
-      <w:r>
-        <w:br/>
-      </w:r>
-      <w:r>
-        <w:rPr>
-          <w:rFonts w:ascii="Segoe UI Emoji" w:hAnsi="Segoe UI Emoji" w:cs="Segoe UI Emoji"/>
-        </w:rPr>
-        <w:t>🌐</w:t>
-      </w:r>
-      <w:r>
-        <w:t xml:space="preserve"> Подробнее: https://ainakontrole.ru/app/dashboard?start=2026-05-07&amp;end=2026-05-07&amp;funnel=sales&amp;callId=137630</w:t>
-      </w:r>
     </w:p>
     <w:p/>
     <w:p/>
@@ -1442,6 +1575,12 @@
       </w:r>
     </w:p>
     <w:p>
+      <w:pPr>
+        <w:rPr>
+          <w:rFonts w:ascii="Segoe UI Emoji" w:hAnsi="Segoe UI Emoji" w:cs="Segoe UI Emoji"/>
+          <w:lang w:val="en-US"/>
+        </w:rPr>
+      </w:pPr>
       <w:r>
         <w:rPr>
           <w:rFonts w:ascii="Segoe UI Emoji" w:hAnsi="Segoe UI Emoji" w:cs="Segoe UI Emoji"/>
@@ -1471,7 +1610,15 @@
         <w:t>👤</w:t>
       </w:r>
       <w:r>
-        <w:t xml:space="preserve"> user1 · incoming · -</w:t>
+        <w:t xml:space="preserve"> user1 · </w:t>
+      </w:r>
+      <w:proofErr w:type="spellStart"/>
+      <w:r>
+        <w:t>incoming</w:t>
+      </w:r>
+      <w:proofErr w:type="spellEnd"/>
+      <w:r>
+        <w:t xml:space="preserve"> · -</w:t>
       </w:r>
       <w:r>
         <w:br/>
@@ -1507,8 +1654,19 @@
         <w:t>🎧</w:t>
       </w:r>
       <w:r>
-        <w:t xml:space="preserve"> Звонок: https://app.mango-office.ru/vpbx/queries/recording/link/MToxMDI0NDI3ODoyNjYwOTY5NzUwODow/play/9p76tldtl0ydiminiagwwocmyuvjw8rw/1808838112/a1edfe94cd91d66dc46da977f105e9b91ba9ec9260a2ccbdb001fe3047d198db</w:t>
-      </w:r>
+        <w:t xml:space="preserve"> Звонок: </w:t>
+      </w:r>
+      <w:r>
+        <w:t xml:space="preserve">Ссылка на звонок из </w:t>
+      </w:r>
+      <w:proofErr w:type="spellStart"/>
+      <w:r>
+        <w:rPr>
+          <w:lang w:val="en-US"/>
+        </w:rPr>
+        <w:t>MinIO</w:t>
+      </w:r>
+      <w:proofErr w:type="spellEnd"/>
       <w:r>
         <w:br/>
       </w:r>
@@ -1730,22 +1888,6 @@
       <w:r>
         <w:br/>
         <w:t>Перезвонить через 1-2 дня, отработать возражение 'подумаю' вопросом о сомнениях, предложить отправить детальную калькуляцию или записать на конкретное время для осмотра.</w:t>
-      </w:r>
-      <w:r>
-        <w:br/>
-      </w:r>
-      <w:r>
-        <w:lastRenderedPageBreak/>
-        <w:br/>
-      </w:r>
-      <w:r>
-        <w:rPr>
-          <w:rFonts w:ascii="Segoe UI Emoji" w:hAnsi="Segoe UI Emoji" w:cs="Segoe UI Emoji"/>
-        </w:rPr>
-        <w:t>🌐</w:t>
-      </w:r>
-      <w:r>
-        <w:t xml:space="preserve"> Подробнее: https://ainakontrole.ru/app/dashboard?start=2026-04-27&amp;end=2026-04-27&amp;funnel=sales&amp;callId=113079</w:t>
       </w:r>
     </w:p>
     <w:p/>
@@ -3220,6 +3362,7 @@
   <w:style w:type="character" w:default="1" w:styleId="a0">
     <w:name w:val="Default Paragraph Font"/>
     <w:uiPriority w:val="1"/>
+    <w:semiHidden/>
     <w:unhideWhenUsed/>
   </w:style>
   <w:style w:type="table" w:default="1" w:styleId="a1">
